--- a/可视化展示数据处理中心的设计和实现（创作）任务书-模板.docx
+++ b/可视化展示数据处理中心的设计和实现（创作）任务书-模板.docx
@@ -726,7 +726,26 @@
                 <w:sz w:val="24"/>
                 <w:szCs w:val="24"/>
               </w:rPr>
-              <w:t>实现数据的多维度动态可视化：集成丰富的可视化图表类型，支持用户通过拖拽、筛选等交互方式，从不同维度与粒度对数据进行探索与分析，将复杂数据转化为直观的视觉洞察。</w:t>
+              <w:t>实现数据的多维度动态可视化：集成丰富的可视化图表类型</w:t>
+            </w:r>
+            <w:r>
+              <w:rPr>
+                <w:rFonts w:hint="eastAsia" w:ascii="宋体" w:hAnsi="宋体" w:cs="宋体"/>
+                <w:color w:val="000000"/>
+                <w:sz w:val="24"/>
+                <w:szCs w:val="24"/>
+                <w:lang w:eastAsia="zh-CN"/>
+              </w:rPr>
+              <w:t>，</w:t>
+            </w:r>
+            <w:r>
+              <w:rPr>
+                <w:rFonts w:hint="eastAsia" w:ascii="宋体" w:hAnsi="宋体" w:eastAsia="宋体" w:cs="宋体"/>
+                <w:color w:val="000000"/>
+                <w:sz w:val="24"/>
+                <w:szCs w:val="24"/>
+              </w:rPr>
+              <w:t>从不同维度与粒度对数据进行探索与分析，将复杂数据转化为直观的视觉洞察。</w:t>
             </w:r>
           </w:p>
           <w:p>
@@ -751,7 +770,7 @@
                 <w:sz w:val="24"/>
                 <w:szCs w:val="24"/>
               </w:rPr>
-              <w:t>打造集成的数据工作台： 提供一个集数据管理、数据处理任务调度、可视化仪表盘构建于一体的中心化平台，降低数据使用的技术门槛，提升数据驱动决策的效率。</w:t>
+              <w:t>打造集成的数据工作台： 提供一个集数据管理、数据处理任务调度构建于一体的中心化平台，降低数据使用的技术门槛，提升数据驱动决策的效率。</w:t>
             </w:r>
           </w:p>
           <w:p>
@@ -941,7 +960,7 @@
                 <w:szCs w:val="24"/>
                 <w:shd w:val="clear" w:color="auto" w:fill="FFFFFF"/>
               </w:rPr>
-              <w:t xml:space="preserve">     - 数据源管理：支持配置和连接常见数据源（如MySQL数据库、CSV/Excel文件、RESTful API接口）。</w:t>
+              <w:t xml:space="preserve">     - 数据源管理：支持配置和连接常见数据源（如CSV/Excel文件、RESTful API接口）。</w:t>
             </w:r>
           </w:p>
           <w:p>
@@ -1250,28 +1269,6 @@
                 <w:shd w:val="clear" w:color="auto" w:fill="FFFFFF"/>
               </w:rPr>
               <w:t xml:space="preserve">     - 可视化组件库：集成多种图表类型（如折线图、柱状图、饼图、散点图、地图等）。</w:t>
-            </w:r>
-          </w:p>
-          <w:p>
-            <w:pPr>
-              <w:spacing w:line="240" w:lineRule="auto"/>
-              <w:rPr>
-                <w:rFonts w:hint="eastAsia" w:asciiTheme="minorEastAsia" w:hAnsiTheme="minorEastAsia" w:eastAsiaTheme="minorEastAsia" w:cstheme="minorEastAsia"/>
-                <w:kern w:val="0"/>
-                <w:sz w:val="24"/>
-                <w:szCs w:val="24"/>
-                <w:shd w:val="clear" w:color="auto" w:fill="FFFFFF"/>
-              </w:rPr>
-            </w:pPr>
-            <w:r>
-              <w:rPr>
-                <w:rFonts w:hint="eastAsia" w:asciiTheme="minorEastAsia" w:hAnsiTheme="minorEastAsia" w:eastAsiaTheme="minorEastAsia" w:cstheme="minorEastAsia"/>
-                <w:kern w:val="0"/>
-                <w:sz w:val="24"/>
-                <w:szCs w:val="24"/>
-                <w:shd w:val="clear" w:color="auto" w:fill="FFFFFF"/>
-              </w:rPr>
-              <w:t xml:space="preserve">     - 交互式仪表盘：允许用户通过拖拽方式自由组合图表，构建个性化数据看板，并支持图表联动、数据下钻等交互操作。</w:t>
             </w:r>
           </w:p>
           <w:p>
@@ -1508,150 +1505,210 @@
                 <w:szCs w:val="24"/>
               </w:rPr>
             </w:pPr>
-            <w:r>
-              <w:rPr>
-                <w:rFonts w:hint="eastAsia" w:cs="Times New Roman" w:asciiTheme="minorEastAsia" w:hAnsiTheme="minorEastAsia" w:eastAsiaTheme="minorEastAsia"/>
-                <w:bCs/>
-                <w:color w:val="000000"/>
-                <w:sz w:val="24"/>
-                <w:szCs w:val="24"/>
-              </w:rPr>
-              <w:t>[8] 王珊， 萨师煊. 数据库系统概论（第5版）[M]. 北京： 高等教育出版社， 2014.</w:t>
-            </w:r>
-          </w:p>
-          <w:p>
-            <w:pPr>
-              <w:jc w:val="left"/>
-              <w:rPr>
-                <w:rFonts w:hint="eastAsia" w:cs="Times New Roman" w:asciiTheme="minorEastAsia" w:hAnsiTheme="minorEastAsia" w:eastAsiaTheme="minorEastAsia"/>
-                <w:bCs/>
-                <w:color w:val="000000"/>
-                <w:sz w:val="24"/>
-                <w:szCs w:val="24"/>
-              </w:rPr>
-            </w:pPr>
-          </w:p>
-          <w:p>
-            <w:pPr>
-              <w:jc w:val="left"/>
-              <w:rPr>
-                <w:rFonts w:hint="eastAsia" w:cs="Times New Roman" w:asciiTheme="minorEastAsia" w:hAnsiTheme="minorEastAsia" w:eastAsiaTheme="minorEastAsia"/>
-                <w:bCs/>
-                <w:color w:val="000000"/>
-                <w:sz w:val="24"/>
-                <w:szCs w:val="24"/>
-              </w:rPr>
-            </w:pPr>
-          </w:p>
-          <w:p>
-            <w:pPr>
-              <w:jc w:val="left"/>
-              <w:rPr>
-                <w:rFonts w:hint="eastAsia" w:cs="Times New Roman" w:asciiTheme="minorEastAsia" w:hAnsiTheme="minorEastAsia" w:eastAsiaTheme="minorEastAsia"/>
-                <w:bCs/>
-                <w:color w:val="000000"/>
-                <w:sz w:val="24"/>
-                <w:szCs w:val="24"/>
-              </w:rPr>
-            </w:pPr>
-          </w:p>
-          <w:p>
-            <w:pPr>
-              <w:jc w:val="left"/>
-              <w:rPr>
-                <w:rFonts w:hint="eastAsia" w:cs="Times New Roman" w:asciiTheme="minorEastAsia" w:hAnsiTheme="minorEastAsia" w:eastAsiaTheme="minorEastAsia"/>
-                <w:bCs/>
-                <w:color w:val="000000"/>
-                <w:sz w:val="24"/>
-                <w:szCs w:val="24"/>
-              </w:rPr>
-            </w:pPr>
-          </w:p>
-          <w:p>
-            <w:pPr>
-              <w:jc w:val="left"/>
-              <w:rPr>
-                <w:rFonts w:hint="eastAsia" w:cs="Times New Roman" w:asciiTheme="minorEastAsia" w:hAnsiTheme="minorEastAsia" w:eastAsiaTheme="minorEastAsia"/>
-                <w:bCs/>
-                <w:color w:val="000000"/>
-                <w:sz w:val="24"/>
-                <w:szCs w:val="24"/>
-              </w:rPr>
-            </w:pPr>
-          </w:p>
-          <w:p>
-            <w:pPr>
-              <w:jc w:val="left"/>
-              <w:rPr>
-                <w:rFonts w:hint="eastAsia" w:cs="Times New Roman" w:asciiTheme="minorEastAsia" w:hAnsiTheme="minorEastAsia" w:eastAsiaTheme="minorEastAsia"/>
-                <w:bCs/>
-                <w:color w:val="000000"/>
-                <w:sz w:val="24"/>
-                <w:szCs w:val="24"/>
-              </w:rPr>
-            </w:pPr>
-          </w:p>
-          <w:p>
-            <w:pPr>
-              <w:jc w:val="left"/>
-              <w:rPr>
-                <w:rFonts w:hint="eastAsia" w:cs="Times New Roman" w:asciiTheme="minorEastAsia" w:hAnsiTheme="minorEastAsia" w:eastAsiaTheme="minorEastAsia"/>
-                <w:bCs/>
-                <w:color w:val="000000"/>
-                <w:sz w:val="24"/>
-                <w:szCs w:val="24"/>
-              </w:rPr>
-            </w:pPr>
-          </w:p>
-          <w:p>
-            <w:pPr>
-              <w:jc w:val="left"/>
-              <w:rPr>
-                <w:rFonts w:hint="eastAsia" w:cs="Times New Roman" w:asciiTheme="minorEastAsia" w:hAnsiTheme="minorEastAsia" w:eastAsiaTheme="minorEastAsia"/>
-                <w:bCs/>
-                <w:color w:val="000000"/>
-                <w:sz w:val="24"/>
-                <w:szCs w:val="24"/>
-              </w:rPr>
-            </w:pPr>
-          </w:p>
-          <w:p>
-            <w:pPr>
-              <w:jc w:val="left"/>
-              <w:rPr>
-                <w:rFonts w:hint="eastAsia" w:cs="Times New Roman" w:asciiTheme="minorEastAsia" w:hAnsiTheme="minorEastAsia" w:eastAsiaTheme="minorEastAsia"/>
-                <w:bCs/>
-                <w:color w:val="000000"/>
-                <w:sz w:val="24"/>
-                <w:szCs w:val="24"/>
-              </w:rPr>
-            </w:pPr>
-          </w:p>
-          <w:p>
-            <w:pPr>
-              <w:jc w:val="left"/>
-              <w:rPr>
-                <w:rFonts w:hint="eastAsia" w:cs="Times New Roman" w:asciiTheme="minorEastAsia" w:hAnsiTheme="minorEastAsia" w:eastAsiaTheme="minorEastAsia"/>
-                <w:bCs/>
-                <w:color w:val="000000"/>
-                <w:sz w:val="24"/>
-                <w:szCs w:val="24"/>
-              </w:rPr>
-            </w:pPr>
-          </w:p>
-          <w:p>
-            <w:pPr>
-              <w:jc w:val="left"/>
-              <w:rPr>
-                <w:rFonts w:hint="eastAsia" w:cs="Times New Roman" w:asciiTheme="minorEastAsia" w:hAnsiTheme="minorEastAsia" w:eastAsiaTheme="minorEastAsia"/>
-                <w:bCs/>
-                <w:color w:val="000000"/>
-                <w:sz w:val="24"/>
-                <w:szCs w:val="24"/>
-              </w:rPr>
-            </w:pPr>
-            <w:bookmarkStart w:id="0" w:name="_GoBack"/>
-            <w:bookmarkEnd w:id="0"/>
+          </w:p>
+          <w:p>
+            <w:pPr>
+              <w:jc w:val="left"/>
+              <w:rPr>
+                <w:rFonts w:hint="eastAsia" w:cs="Times New Roman" w:asciiTheme="minorEastAsia" w:hAnsiTheme="minorEastAsia" w:eastAsiaTheme="minorEastAsia"/>
+                <w:bCs/>
+                <w:color w:val="000000"/>
+                <w:sz w:val="24"/>
+                <w:szCs w:val="24"/>
+              </w:rPr>
+            </w:pPr>
+          </w:p>
+          <w:p>
+            <w:pPr>
+              <w:jc w:val="left"/>
+              <w:rPr>
+                <w:rFonts w:hint="eastAsia" w:cs="Times New Roman" w:asciiTheme="minorEastAsia" w:hAnsiTheme="minorEastAsia" w:eastAsiaTheme="minorEastAsia"/>
+                <w:bCs/>
+                <w:color w:val="000000"/>
+                <w:sz w:val="24"/>
+                <w:szCs w:val="24"/>
+              </w:rPr>
+            </w:pPr>
+          </w:p>
+          <w:p>
+            <w:pPr>
+              <w:jc w:val="left"/>
+              <w:rPr>
+                <w:rFonts w:hint="eastAsia" w:cs="Times New Roman" w:asciiTheme="minorEastAsia" w:hAnsiTheme="minorEastAsia" w:eastAsiaTheme="minorEastAsia"/>
+                <w:bCs/>
+                <w:color w:val="000000"/>
+                <w:sz w:val="24"/>
+                <w:szCs w:val="24"/>
+              </w:rPr>
+            </w:pPr>
+          </w:p>
+          <w:p>
+            <w:pPr>
+              <w:jc w:val="left"/>
+              <w:rPr>
+                <w:rFonts w:hint="eastAsia" w:cs="Times New Roman" w:asciiTheme="minorEastAsia" w:hAnsiTheme="minorEastAsia" w:eastAsiaTheme="minorEastAsia"/>
+                <w:bCs/>
+                <w:color w:val="000000"/>
+                <w:sz w:val="24"/>
+                <w:szCs w:val="24"/>
+              </w:rPr>
+            </w:pPr>
+          </w:p>
+          <w:p>
+            <w:pPr>
+              <w:jc w:val="left"/>
+              <w:rPr>
+                <w:rFonts w:hint="eastAsia" w:cs="Times New Roman" w:asciiTheme="minorEastAsia" w:hAnsiTheme="minorEastAsia" w:eastAsiaTheme="minorEastAsia"/>
+                <w:bCs/>
+                <w:color w:val="000000"/>
+                <w:sz w:val="24"/>
+                <w:szCs w:val="24"/>
+              </w:rPr>
+            </w:pPr>
+          </w:p>
+          <w:p>
+            <w:pPr>
+              <w:jc w:val="left"/>
+              <w:rPr>
+                <w:rFonts w:hint="eastAsia" w:cs="Times New Roman" w:asciiTheme="minorEastAsia" w:hAnsiTheme="minorEastAsia" w:eastAsiaTheme="minorEastAsia"/>
+                <w:bCs/>
+                <w:color w:val="000000"/>
+                <w:sz w:val="24"/>
+                <w:szCs w:val="24"/>
+              </w:rPr>
+            </w:pPr>
+          </w:p>
+          <w:p>
+            <w:pPr>
+              <w:jc w:val="left"/>
+              <w:rPr>
+                <w:rFonts w:hint="eastAsia" w:cs="Times New Roman" w:asciiTheme="minorEastAsia" w:hAnsiTheme="minorEastAsia" w:eastAsiaTheme="minorEastAsia"/>
+                <w:bCs/>
+                <w:color w:val="000000"/>
+                <w:sz w:val="24"/>
+                <w:szCs w:val="24"/>
+              </w:rPr>
+            </w:pPr>
+          </w:p>
+          <w:p>
+            <w:pPr>
+              <w:jc w:val="left"/>
+              <w:rPr>
+                <w:rFonts w:hint="eastAsia" w:cs="Times New Roman" w:asciiTheme="minorEastAsia" w:hAnsiTheme="minorEastAsia" w:eastAsiaTheme="minorEastAsia"/>
+                <w:bCs/>
+                <w:color w:val="000000"/>
+                <w:sz w:val="24"/>
+                <w:szCs w:val="24"/>
+              </w:rPr>
+            </w:pPr>
+          </w:p>
+          <w:p>
+            <w:pPr>
+              <w:jc w:val="left"/>
+              <w:rPr>
+                <w:rFonts w:hint="eastAsia" w:cs="Times New Roman" w:asciiTheme="minorEastAsia" w:hAnsiTheme="minorEastAsia" w:eastAsiaTheme="minorEastAsia"/>
+                <w:bCs/>
+                <w:color w:val="000000"/>
+                <w:sz w:val="24"/>
+                <w:szCs w:val="24"/>
+              </w:rPr>
+            </w:pPr>
+          </w:p>
+          <w:p>
+            <w:pPr>
+              <w:jc w:val="left"/>
+              <w:rPr>
+                <w:rFonts w:hint="eastAsia" w:cs="Times New Roman" w:asciiTheme="minorEastAsia" w:hAnsiTheme="minorEastAsia" w:eastAsiaTheme="minorEastAsia"/>
+                <w:bCs/>
+                <w:color w:val="000000"/>
+                <w:sz w:val="24"/>
+                <w:szCs w:val="24"/>
+              </w:rPr>
+            </w:pPr>
+          </w:p>
+          <w:p>
+            <w:pPr>
+              <w:jc w:val="left"/>
+              <w:rPr>
+                <w:rFonts w:hint="eastAsia" w:cs="Times New Roman" w:asciiTheme="minorEastAsia" w:hAnsiTheme="minorEastAsia" w:eastAsiaTheme="minorEastAsia"/>
+                <w:bCs/>
+                <w:color w:val="000000"/>
+                <w:sz w:val="24"/>
+                <w:szCs w:val="24"/>
+              </w:rPr>
+            </w:pPr>
+          </w:p>
+          <w:p>
+            <w:pPr>
+              <w:jc w:val="left"/>
+              <w:rPr>
+                <w:rFonts w:hint="eastAsia" w:cs="Times New Roman" w:asciiTheme="minorEastAsia" w:hAnsiTheme="minorEastAsia" w:eastAsiaTheme="minorEastAsia"/>
+                <w:bCs/>
+                <w:color w:val="000000"/>
+                <w:sz w:val="24"/>
+                <w:szCs w:val="24"/>
+              </w:rPr>
+            </w:pPr>
+          </w:p>
+          <w:p>
+            <w:pPr>
+              <w:jc w:val="left"/>
+              <w:rPr>
+                <w:rFonts w:hint="eastAsia" w:cs="Times New Roman" w:asciiTheme="minorEastAsia" w:hAnsiTheme="minorEastAsia" w:eastAsiaTheme="minorEastAsia"/>
+                <w:bCs/>
+                <w:color w:val="000000"/>
+                <w:sz w:val="24"/>
+                <w:szCs w:val="24"/>
+              </w:rPr>
+            </w:pPr>
+          </w:p>
+          <w:p>
+            <w:pPr>
+              <w:jc w:val="left"/>
+              <w:rPr>
+                <w:rFonts w:hint="eastAsia" w:cs="Times New Roman" w:asciiTheme="minorEastAsia" w:hAnsiTheme="minorEastAsia" w:eastAsiaTheme="minorEastAsia"/>
+                <w:bCs/>
+                <w:color w:val="000000"/>
+                <w:sz w:val="24"/>
+                <w:szCs w:val="24"/>
+              </w:rPr>
+            </w:pPr>
+          </w:p>
+          <w:p>
+            <w:pPr>
+              <w:jc w:val="left"/>
+              <w:rPr>
+                <w:rFonts w:hint="eastAsia" w:cs="Times New Roman" w:asciiTheme="minorEastAsia" w:hAnsiTheme="minorEastAsia" w:eastAsiaTheme="minorEastAsia"/>
+                <w:bCs/>
+                <w:color w:val="000000"/>
+                <w:sz w:val="24"/>
+                <w:szCs w:val="24"/>
+              </w:rPr>
+            </w:pPr>
+          </w:p>
+          <w:p>
+            <w:pPr>
+              <w:jc w:val="left"/>
+              <w:rPr>
+                <w:rFonts w:hint="eastAsia" w:cs="Times New Roman" w:asciiTheme="minorEastAsia" w:hAnsiTheme="minorEastAsia" w:eastAsiaTheme="minorEastAsia"/>
+                <w:bCs/>
+                <w:color w:val="000000"/>
+                <w:sz w:val="24"/>
+                <w:szCs w:val="24"/>
+              </w:rPr>
+            </w:pPr>
+          </w:p>
+          <w:p>
+            <w:pPr>
+              <w:jc w:val="left"/>
+              <w:rPr>
+                <w:rFonts w:hint="eastAsia" w:cs="Times New Roman" w:asciiTheme="minorEastAsia" w:hAnsiTheme="minorEastAsia" w:eastAsiaTheme="minorEastAsia"/>
+                <w:bCs/>
+                <w:color w:val="000000"/>
+                <w:sz w:val="24"/>
+                <w:szCs w:val="24"/>
+              </w:rPr>
+            </w:pPr>
           </w:p>
         </w:tc>
       </w:tr>
@@ -1852,30 +1909,10 @@
                 <w:sz w:val="24"/>
                 <w:szCs w:val="24"/>
               </w:rPr>
-              <w:t>- 设计系统数据库E-R图与表结构，完成数据处理流程的概要设计；</w:t>
-            </w:r>
-          </w:p>
-          <w:p>
-            <w:pPr>
-              <w:jc w:val="left"/>
-              <w:rPr>
-                <w:rFonts w:hint="eastAsia" w:cs="Times New Roman" w:asciiTheme="minorEastAsia" w:hAnsiTheme="minorEastAsia" w:eastAsiaTheme="minorEastAsia"/>
-                <w:bCs/>
-                <w:color w:val="000000"/>
-                <w:sz w:val="24"/>
-                <w:szCs w:val="24"/>
-              </w:rPr>
-            </w:pPr>
-            <w:r>
-              <w:rPr>
-                <w:rFonts w:hint="eastAsia" w:cs="Times New Roman" w:asciiTheme="minorEastAsia" w:hAnsiTheme="minorEastAsia" w:eastAsiaTheme="minorEastAsia"/>
-                <w:bCs/>
-                <w:color w:val="000000"/>
-                <w:sz w:val="24"/>
-                <w:szCs w:val="24"/>
-              </w:rPr>
               <w:t>- 设计关键可视化仪表的页面原型与交互逻辑；</w:t>
             </w:r>
+            <w:bookmarkStart w:id="0" w:name="_GoBack"/>
+            <w:bookmarkEnd w:id="0"/>
           </w:p>
           <w:p>
             <w:pPr>
@@ -2029,28 +2066,6 @@
                 <w:szCs w:val="24"/>
               </w:rPr>
               <w:t>4. 第 9-11 周：功能集成与系统测试阶段</w:t>
-            </w:r>
-          </w:p>
-          <w:p>
-            <w:pPr>
-              <w:jc w:val="left"/>
-              <w:rPr>
-                <w:rFonts w:hint="eastAsia" w:cs="Times New Roman" w:asciiTheme="minorEastAsia" w:hAnsiTheme="minorEastAsia" w:eastAsiaTheme="minorEastAsia"/>
-                <w:bCs/>
-                <w:color w:val="000000"/>
-                <w:sz w:val="24"/>
-                <w:szCs w:val="24"/>
-              </w:rPr>
-            </w:pPr>
-            <w:r>
-              <w:rPr>
-                <w:rFonts w:hint="eastAsia" w:cs="Times New Roman" w:asciiTheme="minorEastAsia" w:hAnsiTheme="minorEastAsia" w:eastAsiaTheme="minorEastAsia"/>
-                <w:bCs/>
-                <w:color w:val="000000"/>
-                <w:sz w:val="24"/>
-                <w:szCs w:val="24"/>
-              </w:rPr>
-              <w:t>- 实现前端仪表盘的拖拽布局、图表配置与联动交互等高级功能；</w:t>
             </w:r>
           </w:p>
           <w:p>
@@ -2393,7 +2408,7 @@
                 <w:szCs w:val="24"/>
                 <w:lang w:val="en-US" w:eastAsia="zh-CN"/>
               </w:rPr>
-              <w:t>学生考试成绩数据分析与可视化系统</w:t>
+              <w:t>可视化展示数据处理中心的设计与实现</w:t>
             </w:r>
             <w:r>
               <w:rPr>
@@ -2426,28 +2441,6 @@
                 <w:szCs w:val="24"/>
               </w:rPr>
               <w:t>- 系统源代码（含注释，按模块整理）；</w:t>
-            </w:r>
-          </w:p>
-          <w:p>
-            <w:pPr>
-              <w:jc w:val="left"/>
-              <w:rPr>
-                <w:rFonts w:cs="Times New Roman" w:asciiTheme="minorEastAsia" w:hAnsiTheme="minorEastAsia" w:eastAsiaTheme="minorEastAsia"/>
-                <w:bCs/>
-                <w:color w:val="000000"/>
-                <w:sz w:val="24"/>
-                <w:szCs w:val="24"/>
-              </w:rPr>
-            </w:pPr>
-            <w:r>
-              <w:rPr>
-                <w:rFonts w:cs="Times New Roman" w:asciiTheme="minorEastAsia" w:hAnsiTheme="minorEastAsia" w:eastAsiaTheme="minorEastAsia"/>
-                <w:bCs/>
-                <w:color w:val="000000"/>
-                <w:sz w:val="24"/>
-                <w:szCs w:val="24"/>
-              </w:rPr>
-              <w:t>- 数据库脚本（创建表、初始化数据）。</w:t>
             </w:r>
           </w:p>
           <w:p>
